--- a/en/wisdom-stories/road-to-the-cotton-field.docx
+++ b/en/wisdom-stories/road-to-the-cotton-field.docx
@@ -3,73 +3,113 @@
 <w:document xmlns:wpc="http://schemas.microsoft.com/office/word/2010/wordprocessingCanvas" xmlns:mo="http://schemas.microsoft.com/office/mac/office/2008/main" xmlns:mc="http://schemas.openxmlformats.org/markup-compatibility/2006" xmlns:mv="urn:schemas-microsoft-com:mac:vml" xmlns:o="urn:schemas-microsoft-com:office:office" xmlns:r="http://schemas.openxmlformats.org/officeDocument/2006/relationships" xmlns:m="http://schemas.openxmlformats.org/officeDocument/2006/math" xmlns:v="urn:schemas-microsoft-com:vml" xmlns:wp14="http://schemas.microsoft.com/office/word/2010/wordprocessingDrawing" xmlns:wp="http://schemas.openxmlformats.org/drawingml/2006/wordprocessingDrawing" xmlns:w10="urn:schemas-microsoft-com:office:word" xmlns:w="http://schemas.openxmlformats.org/wordprocessingml/2006/main" xmlns:w14="http://schemas.microsoft.com/office/word/2010/wordml" xmlns:wpg="http://schemas.microsoft.com/office/word/2010/wordprocessingGroup" xmlns:wpi="http://schemas.microsoft.com/office/word/2010/wordprocessingInk" xmlns:wne="http://schemas.microsoft.com/office/word/2006/wordml" xmlns:wps="http://schemas.microsoft.com/office/word/2010/wordprocessingShape" mc:Ignorable="w14 wp14">
   <w:body>
     <w:p>
+      <w:pPr>
+        <w:pStyle w:val="Title"/>
+      </w:pPr>
       <w:r>
-        <w:t>The road to the cotton field</w:t>
+        <w:t>The Road Beyond the Cotton Fields</w:t>
       </w:r>
     </w:p>
     <w:p>
+      <w:pPr/>
       <w:r>
-        <w:t>It was a time when we didn't know how to read or write properly. A teacher came to our village. He didn't just say that a teacher had come, but someone who would become a brother and father to us. When he learned about the miserable condition of our school and us students, and that we had to work in the cotton field after graduating from school, his eyes filled with tears.</w:t>
+        <w:t>We could barely read or write when a new teacher came to our village. Aydin became more than a teacher to us; he was like a brother and a father. Seeing our dilapidated school and learning that we expected to spend our lives in the cotton fields brought tears to his eyes.</w:t>
       </w:r>
     </w:p>
     <w:p>
+      <w:pPr/>
       <w:r>
-        <w:t>There was a road in our village. Aydin teacher asked us where it went. We said that that road went to the cotton field. There was another road that extended from the village. He also asked where it went. Since we had never left our village in our lives and thought that the world consisted only of our village, we could not answer this question.</w:t>
+        <w:t>He asked where one village road led. “To the cotton fields,” we answered. Then he pointed to another road. None of us knew where it went. We had never left the village and knew little of the world beyond it.</w:t>
       </w:r>
     </w:p>
     <w:p>
+      <w:pPr/>
       <w:r>
         <w:t>That day, he also asked us what we wanted to be when we grew up. We all remained silent because we didn't know what to answer...</w:t>
       </w:r>
     </w:p>
     <w:p>
+      <w:pPr/>
       <w:r>
-        <w:t>Our teacher taught us how to read and write in a short time. Days passed, and we were already writing and reading comfortably. One day, Aydin teacher brought us many letters. He said that these letters came from doctors, engineers, scientists, and people with various professions. According to him, those people would become our pen pals. Those people whom we had never met for years wrote letters to us. In their letters, they talked about their professions, the meaning of life, and the importance of science and education. Until we received those letters, we had never even dreamed of studying science or having a profession other than cotton growing.</w:t>
+        <w:t>He soon taught us to read and write. Then one day, he brought letters from people he said would be our pen pals: doctors, engineers, scientists, and others. For years, these strangers wrote about their work, the meaning of life, and the possibilities opened by education. Until then, none of us had imagined a future beyond growing cotton.</w:t>
       </w:r>
     </w:p>
     <w:p>
+      <w:pPr>
+        <w:spacing w:after="80"/>
+      </w:pPr>
       <w:r>
-        <w:t>Because we thought that there was always only one path in front of us - the path leading to the cotton field.</w:t>
+        <w:t>We had believed there was only one road open to us: the road to the fields.</w:t>
       </w:r>
     </w:p>
     <w:p>
+      <w:pPr/>
       <w:r>
-        <w:t>Thanks to our pen pals, our lives changed. We learned where the other path led. Thanks to the great effort of teacher Aydin, we achieved great success years after graduating. Now some of us are preparing to become doctors, some are engineers, and some are teachers.</w:t>
+        <w:t>The letters changed that. We began to see where the other road might lead. With Aydin’s help, we continued our studies. Some of us trained as doctors, others as engineers or teachers.</w:t>
       </w:r>
     </w:p>
     <w:p>
+      <w:pPr>
+        <w:spacing w:after="80"/>
+      </w:pPr>
       <w:r>
         <w:t>Years later, another letter came to us:</w:t>
       </w:r>
     </w:p>
     <w:p>
+      <w:pPr/>
       <w:r>
-        <w:t>“My children... Always have dreams. They will take you where you want to go. All you have to do is make an effort, work hard, and be determined to achieve your goals. I congratulate you all from the bottom of my heart. I knew you would succeed and succeed”.</w:t>
+        <w:t>“My children, never stop dreaming. Work hard and keep moving toward your goals. I congratulate you with all my heart. I always knew you could succeed.”</w:t>
       </w:r>
     </w:p>
     <w:p>
+      <w:pPr>
+        <w:spacing w:after="80"/>
+      </w:pPr>
       <w:r>
-        <w:t>“Your pen pal, teacher Aydin.”</w:t>
+        <w:t>“Your pen pal, Aydin.”</w:t>
       </w:r>
     </w:p>
     <w:p>
+      <w:pPr>
+        <w:keepNext/>
+        <w:spacing w:after="80"/>
+      </w:pPr>
       <w:r>
-        <w:t>We were all in shock. After all, it was our native teacher Aydin who wrote the letters that changed our fate for years.</w:t>
+        <w:t>We were astonished. Our own teacher had written all those letters that changed our lives.</w:t>
       </w:r>
     </w:p>
     <w:p>
+      <w:pPr>
+        <w:keepNext/>
+        <w:keepLines/>
+        <w:spacing w:before="160"/>
+      </w:pPr>
       <w:r>
-        <w:t>Moral: A teacher not only showed the way to children, but also created new paths for them. For a person who can dream, the world no longer consists of just one path.</w:t>
+        <w:rPr>
+          <w:b/>
+        </w:rPr>
+        <w:t>Moral:</w:t>
+      </w:r>
+      <w:r>
+        <w:t xml:space="preserve"> A teacher not only showed the way to children, but also created new paths for them. For a person who can dream, the world no longer consists of just one path.</w:t>
       </w:r>
     </w:p>
     <w:p>
+      <w:pPr>
+        <w:spacing w:after="80"/>
+      </w:pPr>
       <w:r>
-        <w:t>The story was obtained from open Internet sources.</w:t>
+        <w:rPr>
+          <w:i/>
+          <w:sz w:val="18"/>
+        </w:rPr>
+        <w:t>Source: Publicly available internet sources.</w:t>
       </w:r>
     </w:p>
     <w:sectPr>
       <w:pgSz w:w="12240" w:h="15840"/>
-      <w:pgMar w:top="1440" w:right="1800" w:bottom="1440" w:left="1800" w:header="720" w:footer="720" w:gutter="0"/>
+      <w:pgMar w:top="1080" w:right="1224" w:bottom="1080" w:left="1224" w:header="720" w:footer="720" w:gutter="0"/>
       <w:cols w:space="720"/>
       <w:docGrid w:linePitch="360"/>
     </w:sectPr>
@@ -440,6 +480,16 @@
     <w:name w:val="Normal"/>
     <w:qFormat/>
     <w:rsid w:val="00FC693F"/>
+    <w:pPr>
+      <w:widowControl/>
+      <w:spacing w:after="120" w:line="259" w:lineRule="auto"/>
+    </w:pPr>
+    <w:rPr>
+      <w:rFonts w:ascii="Arial" w:hAnsi="Arial"/>
+      <w:color w:val="000000"/>
+      <w:sz w:val="22"/>
+      <w:lang w:val="en-US"/>
+    </w:rPr>
   </w:style>
   <w:style w:type="paragraph" w:styleId="Header">
     <w:name w:val="header"/>
@@ -782,18 +832,17 @@
     <w:qFormat/>
     <w:rsid w:val="00FC693F"/>
     <w:pPr>
-      <w:pBdr>
-        <w:bottom w:val="single" w:sz="8" w:space="4" w:color="4F81BD" w:themeColor="accent1"/>
-      </w:pBdr>
-      <w:spacing w:after="300" w:line="240" w:lineRule="auto"/>
+      <w:keepNext/>
+      <w:spacing w:after="280" w:line="240" w:lineRule="auto"/>
       <w:contextualSpacing/>
     </w:pPr>
     <w:rPr>
-      <w:rFonts w:asciiTheme="majorHAnsi" w:eastAsiaTheme="majorEastAsia" w:hAnsiTheme="majorHAnsi" w:cstheme="majorBidi"/>
-      <w:color w:val="17365D" w:themeColor="text2" w:themeShade="BF"/>
+      <w:rFonts w:asciiTheme="majorHAnsi" w:eastAsiaTheme="majorEastAsia" w:hAnsiTheme="majorHAnsi" w:cstheme="majorBidi" w:ascii="Arial" w:hAnsi="Arial"/>
+      <w:b/>
+      <w:color w:val="000000"/>
       <w:spacing w:val="5"/>
       <w:kern w:val="28"/>
-      <w:sz w:val="52"/>
+      <w:sz w:val="34"/>
       <w:szCs w:val="52"/>
     </w:rPr>
   </w:style>
@@ -1269,9 +1318,6 @@
     <w:qFormat/>
     <w:rsid w:val="00FC693F"/>
     <w:pPr>
-      <w:pBdr>
-        <w:bottom w:val="single" w:sz="4" w:space="4" w:color="4F81BD" w:themeColor="accent1"/>
-      </w:pBdr>
       <w:spacing w:before="200" w:after="280"/>
       <w:ind w:left="936" w:right="936"/>
     </w:pPr>

--- a/en/wisdom-stories/road-to-the-cotton-field.docx
+++ b/en/wisdom-stories/road-to-the-cotton-field.docx
@@ -7,19 +7,19 @@
         <w:pStyle w:val="Title"/>
       </w:pPr>
       <w:r>
-        <w:t>The Road Beyond the Cotton Fields</w:t>
+        <w:t>The Road to the Cotton Field</w:t>
       </w:r>
     </w:p>
     <w:p>
       <w:pPr/>
       <w:r>
-        <w:t>We could barely read or write when a new teacher came to our village. Aydin became more than a teacher to us; he was like a brother and a father. Seeing our dilapidated school and learning that we expected to spend our lives in the cotton fields brought tears to his eyes.</w:t>
+        <w:t>We could barely read or write when a new teacher came to our village. Aydin became more than a teacher to us; he was like a brother and a father. Seeing the pitiful state of our school and of us pupils and learning that we would be forced to work in the cotton field after finishing school brought tears to his eyes.</w:t>
       </w:r>
     </w:p>
     <w:p>
       <w:pPr/>
       <w:r>
-        <w:t>He asked where one village road led. “To the cotton fields,” we answered. Then he pointed to another road. None of us knew where it went. We had never left the village and knew little of the world beyond it.</w:t>
+        <w:t>He asked where one village road led. “To the cotton fields,” we answered. He also asked where the other road went. None of us knew where it went. We had never left the village and we thought the world consisted only of our village.</w:t>
       </w:r>
     </w:p>
     <w:p>
@@ -31,7 +31,7 @@
     <w:p>
       <w:pPr/>
       <w:r>
-        <w:t>He soon taught us to read and write. Then one day, he brought letters from people he said would be our pen pals: doctors, engineers, scientists, and others. For years, these strangers wrote about their work, the meaning of life, and the possibilities opened by education. Until then, none of us had imagined a future beyond growing cotton.</w:t>
+        <w:t>He soon taught us to read and write. Days passed, and we could already read and write with ease. Then one day, he brought us many letters from people he said would be our pen pals: doctors, engineers, scientists, and others. For years, these strangers wrote about their work, the meaning of life, and the importance of science and education. Until then, none of us had imagined a future beyond growing cotton.</w:t>
       </w:r>
     </w:p>
     <w:p>
@@ -39,13 +39,13 @@
         <w:spacing w:after="80"/>
       </w:pPr>
       <w:r>
-        <w:t>We had believed there was only one road open to us: the road to the fields.</w:t>
+        <w:t>We had believed there was only one road open to us: the road to the cotton field.</w:t>
       </w:r>
     </w:p>
     <w:p>
       <w:pPr/>
       <w:r>
-        <w:t>The letters changed that. We began to see where the other road might lead. With Aydin’s help, we continued our studies. Some of us trained as doctors, others as engineers or teachers.</w:t>
+        <w:t>The letters changed that. We learned where the other road led. Thanks to Teacher Aydin’s great effort, years after we graduated, we achieved great successes. Some of us are now preparing to become doctors, others engineers or teachers.</w:t>
       </w:r>
     </w:p>
     <w:p>
@@ -59,7 +59,7 @@
     <w:p>
       <w:pPr/>
       <w:r>
-        <w:t>“My children, never stop dreaming. Work hard and keep moving toward your goals. I congratulate you with all my heart. I always knew you could succeed.”</w:t>
+        <w:t>“My children... Always dream. Dreams will take you where you want to go. It is enough that you strive, work, and stay resolute until you reach your aim. I congratulate you with all my heart. I knew that you would be able to, and that you would succeed.”</w:t>
       </w:r>
     </w:p>
     <w:p>
@@ -67,7 +67,7 @@
         <w:spacing w:after="80"/>
       </w:pPr>
       <w:r>
-        <w:t>“Your pen pal, Aydin.”</w:t>
+        <w:t>“Your pen pal, Teacher Aydin.”</w:t>
       </w:r>
     </w:p>
     <w:p>
@@ -76,7 +76,7 @@
         <w:spacing w:after="80"/>
       </w:pPr>
       <w:r>
-        <w:t>We were astonished. Our own teacher had written all those letters that changed our lives.</w:t>
+        <w:t>We were astonished. Our own teacher had written the letters that for years showed us the way and changed our lives.</w:t>
       </w:r>
     </w:p>
     <w:p>
@@ -89,11 +89,9 @@
         <w:rPr>
           <w:b/>
         </w:rPr>
-        <w:t>Moral:</w:t>
+        <w:t>Moral: A teacher not only showed the way to children, but also created new paths for them. For a person who can dream, the world no longer consists of just one path.</w:t>
       </w:r>
-      <w:r>
-        <w:t xml:space="preserve"> A teacher not only showed the way to children, but also created new paths for them. For a person who can dream, the world no longer consists of just one path.</w:t>
-      </w:r>
+      <w:r/>
     </w:p>
     <w:p>
       <w:pPr>
@@ -104,7 +102,7 @@
           <w:i/>
           <w:sz w:val="18"/>
         </w:rPr>
-        <w:t>Source: Publicly available internet sources.</w:t>
+        <w:t>Stories are taken from open Internet sources; illustrations were created with AI.</w:t>
       </w:r>
     </w:p>
     <w:sectPr>
